--- a/docs/tema6/plantillas/Actividad_6_3_INU_Plantilla.docx
+++ b/docs/tema6/plantillas/Actividad_6_3_INU_Plantilla.docx
@@ -167,7 +167,7 @@
                 <w:sz w:val="20"/>
                 <w:szCs w:val="20"/>
               </w:rPr>
-              <w:t xml:space="preserve">Identificador de recursos usado (ej. escaparate-front-&lt;tu-identificador&gt;): _______________________</w:t>
+              <w:t xml:space="preserve">Identificador de recursos usado (ej. contador-asistencia-&lt;tu-identificador&gt;): _______________________</w:t>
             </w:r>
           </w:p>
           <w:p>
@@ -394,7 +394,7 @@
                 <w:sz w:val="20"/>
                 <w:szCs w:val="20"/>
               </w:rPr>
-              <w:t xml:space="preserve">📸 Servicio ECS creado, con la tarea en estado running, y el catálogo respondiendo en el navegador</w:t>
+              <w:t xml:space="preserve">📸 Servicio ECS creado, con la tarea en estado running, y el contador respondiendo en el navegador</w:t>
             </w:r>
           </w:p>
         </w:tc>
@@ -474,7 +474,7 @@
           <w:sz w:val="22"/>
           <w:szCs w:val="22"/>
         </w:rPr>
-        <w:t xml:space="preserve">No has tocado ningún sistema operativo, ni elegido un tipo de instancia, para llegar hasta aquí. ¿Qué parte exacta de lo que hacías a mano con EC2 en el Tema 2 ha desaparecido de tu responsabilidad, y qué parte sigue siendo tuya (la definición de tarea, el código de la imagen)?</w:t>
+        <w:t xml:space="preserve">No has tocado ningún sistema operativo, ni elegido un tipo de instancia, para llegar hasta aquí. ¿Qué parte exacta de lo que implicaría gestionar tú mismo una instancia EC2 ha desaparecido de tu responsabilidad, y qué parte sigue siendo tuya (la definición de tarea, el código de la imagen)?</w:t>
       </w:r>
     </w:p>
     <w:tbl>
@@ -828,7 +828,7 @@
           <w:sz w:val="22"/>
           <w:szCs w:val="22"/>
         </w:rPr>
-        <w:t xml:space="preserve">Qué se observa durante la transición de versión 1 a versión 2: ¿hay algún momento en que el catálogo deja de responder?</w:t>
+        <w:t xml:space="preserve">Qué se observa durante la transición de versión 1 a versión 2: ¿hay algún momento en que el contador deja de responder?</w:t>
       </w:r>
     </w:p>
     <w:tbl>
@@ -1108,7 +1108,7 @@
           <w:sz w:val="22"/>
           <w:szCs w:val="22"/>
         </w:rPr>
-        <w:t xml:space="preserve">Datos propios de las tres sesiones del tema (instancia, función de la Actividad 6.2, contenedor de hoy), con justificación de cada celda a partir de lo medido, no de la teoría.</w:t>
+        <w:t xml:space="preserve">Datos propios de las tres formas de este tema (la instancia de prueba de la Actividad 6.1, la función de la Actividad 6.2, el contenedor de hoy), con justificación de cada celda a partir de lo medido, no de la teoría.</w:t>
       </w:r>
     </w:p>
     <w:tbl>

--- a/docs/tema6/plantillas/Actividad_6_3_INU_Plantilla.docx
+++ b/docs/tema6/plantillas/Actividad_6_3_INU_Plantilla.docx
@@ -168,20 +168,6 @@
                 <w:szCs w:val="20"/>
               </w:rPr>
               <w:t xml:space="preserve">Identificador de recursos usado (ej. contador-asistencia-&lt;tu-identificador&gt;): _______________________</w:t>
-            </w:r>
-          </w:p>
-          <w:p>
-            <w:pPr>
-              <w:spacing w:after="60"/>
-            </w:pPr>
-            <w:r>
-              <w:rPr>
-                <w:rFonts w:ascii="Arial" w:cs="Arial" w:eastAsia="Arial" w:hAnsi="Arial"/>
-                <w:color w:val="263238"/>
-                <w:sz w:val="20"/>
-                <w:szCs w:val="20"/>
-              </w:rPr>
-              <w:t xml:space="preserve">Repositorio Git de tu proyecto (URL): _____________________________________</w:t>
             </w:r>
           </w:p>
         </w:tc>
